--- a/cdaro-oto1-lista-de-preturi/hxhjqwv9qw/lista-de-preturi.docx
+++ b/cdaro-oto1-lista-de-preturi/hxhjqwv9qw/lista-de-preturi.docx
@@ -86,7 +86,7 @@
           </w:tcPr>
           <w:p>
             <w:r>
-              <w:t>Măsurători, model de probă, 2 probe</w:t>
+              <w:t>Măsurători, machetă, 2 probe</w:t>
             </w:r>
           </w:p>
         </w:tc>
